--- a/Event_Management_Test_Plan.docx
+++ b/Event_Management_Test_Plan.docx
@@ -1,6 +1,6 @@
 
 <file path=word/document.xml><?xml version="1.0" encoding="utf-8"?>
-<w:document xmlns:wpc="http://schemas.microsoft.com/office/word/2010/wordprocessingCanvas" xmlns:cx="http://schemas.microsoft.com/office/drawing/2014/chartex" xmlns:cx1="http://schemas.microsoft.com/office/drawing/2015/9/8/chartex" xmlns:cx2="http://schemas.microsoft.com/office/drawing/2015/10/21/chartex" xmlns:cx3="http://schemas.microsoft.com/office/drawing/2016/5/9/chartex" xmlns:cx4="http://schemas.microsoft.com/office/drawing/2016/5/10/chartex" xmlns:cx5="http://schemas.microsoft.com/office/drawing/2016/5/11/chartex" xmlns:cx6="http://schemas.microsoft.com/office/drawing/2016/5/12/chartex" xmlns:cx7="http://schemas.microsoft.com/office/drawing/2016/5/13/chartex" xmlns:cx8="http://schemas.microsoft.com/office/drawing/2016/5/14/chartex" xmlns:mc="http://schemas.openxmlformats.org/markup-compatibility/2006" xmlns:aink="http://schemas.microsoft.com/office/drawing/2016/ink" xmlns:am3d="http://schemas.microsoft.com/office/drawing/2017/model3d" xmlns:o="urn:schemas-microsoft-com:office:office" xmlns:oel="http://schemas.microsoft.com/office/2019/extlst" xmlns:r="http://schemas.openxmlformats.org/officeDocument/2006/relationships" xmlns:m="http://schemas.openxmlformats.org/officeDocument/2006/math" xmlns:v="urn:schemas-microsoft-com:vml" xmlns:wp14="http://schemas.microsoft.com/office/word/2010/wordprocessingDrawing" xmlns:wp="http://schemas.openxmlformats.org/drawingml/2006/wordprocessingDrawing" xmlns:w10="urn:schemas-microsoft-com:office:word" xmlns:w="http://schemas.openxmlformats.org/wordprocessingml/2006/main" xmlns:w14="http://schemas.microsoft.com/office/word/2010/wordml" xmlns:w15="http://schemas.microsoft.com/office/word/2012/wordml" xmlns:w16cex="http://schemas.microsoft.com/office/word/2018/wordml/cex" xmlns:w16cid="http://schemas.microsoft.com/office/word/2016/wordml/cid" xmlns:w16="http://schemas.microsoft.com/office/word/2018/wordml" xmlns:w16du="http://schemas.microsoft.com/office/word/2023/wordml/word16du" xmlns:w16sdtdh="http://schemas.microsoft.com/office/word/2020/wordml/sdtdatahash" xmlns:w16sdtfl="http://schemas.microsoft.com/office/word/2024/wordml/sdtformatlock" xmlns:w16se="http://schemas.microsoft.com/office/word/2015/wordml/symex" xmlns:wpg="http://schemas.microsoft.com/office/word/2010/wordprocessingGroup" xmlns:wpi="http://schemas.microsoft.com/office/word/2010/wordprocessingInk" xmlns:wne="http://schemas.microsoft.com/office/word/2006/wordml" xmlns:wps="http://schemas.microsoft.com/office/word/2010/wordprocessingShape" mc:Ignorable="w14 w15 w16se w16cid w16 w16cex w16sdtdh w16sdtfl w16du wp14">
+<w:document xmlns:wpc="http://schemas.microsoft.com/office/word/2010/wordprocessingCanvas" xmlns:cx="http://schemas.microsoft.com/office/drawing/2014/chartex" xmlns:mc="http://schemas.openxmlformats.org/markup-compatibility/2006" xmlns:o="urn:schemas-microsoft-com:office:office" xmlns:r="http://schemas.openxmlformats.org/officeDocument/2006/relationships" xmlns:m="http://schemas.openxmlformats.org/officeDocument/2006/math" xmlns:v="urn:schemas-microsoft-com:vml" xmlns:wp14="http://schemas.microsoft.com/office/word/2010/wordprocessingDrawing" xmlns:wp="http://schemas.openxmlformats.org/drawingml/2006/wordprocessingDrawing" xmlns:w10="urn:schemas-microsoft-com:office:word" xmlns:w="http://schemas.openxmlformats.org/wordprocessingml/2006/main" xmlns:w14="http://schemas.microsoft.com/office/word/2010/wordml" xmlns:w15="http://schemas.microsoft.com/office/word/2012/wordml" xmlns:w16se="http://schemas.microsoft.com/office/word/2015/wordml/symex" xmlns:wpg="http://schemas.microsoft.com/office/word/2010/wordprocessingGroup" xmlns:wpi="http://schemas.microsoft.com/office/word/2010/wordprocessingInk" xmlns:wne="http://schemas.microsoft.com/office/word/2006/wordml" xmlns:wps="http://schemas.microsoft.com/office/word/2010/wordprocessingShape" mc:Ignorable="w14 w15 w16se wp14">
   <w:body>
     <w:p>
       <w:pPr>
@@ -734,7 +734,7 @@
           <w:b/>
           <w:bCs/>
         </w:rPr>
-        <w:t xml:space="preserve">Test Case ID :</w:t>
+        <w:t>Test Case ID :</w:t>
       </w:r>
       <w:r>
         <w:rPr>
@@ -765,7 +765,7 @@
           <w:bCs/>
           <w:color w:val="222222"/>
         </w:rPr>
-        <w:t xml:space="preserve">Name of the module :</w:t>
+        <w:t>Name of the module :</w:t>
       </w:r>
       <w:r>
         <w:rPr>
@@ -845,7 +845,7 @@
           <w:bCs/>
           <w:color w:val="222222"/>
         </w:rPr>
-        <w:t xml:space="preserve">Pre- Conditions :</w:t>
+        <w:t>Pre- Conditions :</w:t>
       </w:r>
       <w:r>
         <w:rPr>
@@ -877,7 +877,7 @@
           <w:bCs/>
           <w:color w:val="222222"/>
         </w:rPr>
-        <w:t xml:space="preserve">Test Steps</w:t>
+        <w:t>Test Steps</w:t>
       </w:r>
       <w:r>
         <w:rPr>
@@ -909,7 +909,7 @@
           <w:bCs/>
           <w:color w:val="222222"/>
         </w:rPr>
-        <w:t xml:space="preserve">Test Data :</w:t>
+        <w:t>Test Data :</w:t>
       </w:r>
       <w:r>
         <w:rPr>
@@ -941,7 +941,7 @@
           <w:bCs/>
           <w:color w:val="222222"/>
         </w:rPr>
-        <w:t xml:space="preserve">Expected Results :</w:t>
+        <w:t>Expected Results :</w:t>
       </w:r>
       <w:r>
         <w:rPr>
@@ -1483,7 +1483,7 @@
               </w:rPr>
               <w:t xml:space="preserve">1: Navigate to </w:t>
             </w:r>
-            <w:hyperlink r:id="rId5">
+            <w:hyperlink r:id="rId6">
               <w:r>
                 <w:rPr>
                   <w:rFonts w:ascii="Times New Roman" w:eastAsia="Times New Roman" w:hAnsi="Times New Roman" w:cs="Times New Roman"/>
@@ -1580,7 +1580,7 @@
                 <w:sz w:val="18"/>
                 <w:szCs w:val="18"/>
               </w:rPr>
-              <w:t xml:space="preserve">Password : pes123</w:t>
+              <w:t>Password : pes123</w:t>
             </w:r>
           </w:p>
         </w:tc>
@@ -1940,7 +1940,7 @@
           <w:b/>
           <w:sz w:val="22"/>
         </w:rPr>
-        <w:t xml:space="preserve">Team 7 | REQ-1 and REQ-2</w:t>
+        <w:t>Team 7 | REQ-1 and REQ-2</w:t>
       </w:r>
     </w:p>
     <w:p>
@@ -1984,12 +1984,6 @@
         <w:gridCol w:w="1757"/>
       </w:tblGrid>
       <w:tr>
-        <w:tblPrEx>
-          <w:tblCellMar>
-            <w:top w:w="0" w:type="dxa"/>
-            <w:bottom w:w="0" w:type="dxa"/>
-          </w:tblCellMar>
-        </w:tblPrEx>
         <w:trPr>
           <w:tblHeader/>
           <w:jc w:val="center"/>
@@ -2131,12 +2125,6 @@
         </w:tc>
       </w:tr>
       <w:tr>
-        <w:tblPrEx>
-          <w:tblCellMar>
-            <w:top w:w="0" w:type="dxa"/>
-            <w:bottom w:w="0" w:type="dxa"/>
-          </w:tblCellMar>
-        </w:tblPrEx>
         <w:trPr>
           <w:jc w:val="center"/>
         </w:trPr>
@@ -2202,8 +2190,18 @@
                 <w:sz w:val="13"/>
               </w:rPr>
               <w:t>1. Open Create Event.</w:t>
+            </w:r>
+            <w:r>
+              <w:rPr>
+                <w:sz w:val="13"/>
+              </w:rPr>
               <w:br/>
               <w:t>2. Enter all fields.</w:t>
+            </w:r>
+            <w:r>
+              <w:rPr>
+                <w:sz w:val="13"/>
+              </w:rPr>
               <w:br/>
               <w:t>3. Submit.</w:t>
             </w:r>
@@ -2219,12 +2217,32 @@
                 <w:sz w:val="13"/>
               </w:rPr>
               <w:t>Name: Tech Fest</w:t>
+            </w:r>
+            <w:r>
+              <w:rPr>
+                <w:sz w:val="13"/>
+              </w:rPr>
               <w:br/>
               <w:t>Description: Annual tech event</w:t>
+            </w:r>
+            <w:r>
+              <w:rPr>
+                <w:sz w:val="13"/>
+              </w:rPr>
               <w:br/>
               <w:t>Date: 20-09-2026</w:t>
+            </w:r>
+            <w:r>
+              <w:rPr>
+                <w:sz w:val="13"/>
+              </w:rPr>
               <w:br/>
               <w:t>Time: 10:00 AM</w:t>
+            </w:r>
+            <w:r>
+              <w:rPr>
+                <w:sz w:val="13"/>
+              </w:rPr>
               <w:br/>
               <w:t>Location: PES University</w:t>
             </w:r>
@@ -2257,12 +2275,6 @@
         </w:tc>
       </w:tr>
       <w:tr>
-        <w:tblPrEx>
-          <w:tblCellMar>
-            <w:top w:w="0" w:type="dxa"/>
-            <w:bottom w:w="0" w:type="dxa"/>
-          </w:tblCellMar>
-        </w:tblPrEx>
         <w:trPr>
           <w:jc w:val="center"/>
         </w:trPr>
@@ -2328,10 +2340,25 @@
                 <w:sz w:val="13"/>
               </w:rPr>
               <w:t>1. Open Create Event.</w:t>
+            </w:r>
+            <w:r>
+              <w:rPr>
+                <w:sz w:val="13"/>
+              </w:rPr>
               <w:br/>
               <w:t>2. Leave name empty.</w:t>
+            </w:r>
+            <w:r>
+              <w:rPr>
+                <w:sz w:val="13"/>
+              </w:rPr>
               <w:br/>
               <w:t>3. Fill other fields.</w:t>
+            </w:r>
+            <w:r>
+              <w:rPr>
+                <w:sz w:val="13"/>
+              </w:rPr>
               <w:br/>
               <w:t>4. Submit.</w:t>
             </w:r>
@@ -2377,12 +2404,6 @@
         </w:tc>
       </w:tr>
       <w:tr>
-        <w:tblPrEx>
-          <w:tblCellMar>
-            <w:top w:w="0" w:type="dxa"/>
-            <w:bottom w:w="0" w:type="dxa"/>
-          </w:tblCellMar>
-        </w:tblPrEx>
         <w:trPr>
           <w:jc w:val="center"/>
         </w:trPr>
@@ -2448,10 +2469,25 @@
                 <w:sz w:val="13"/>
               </w:rPr>
               <w:t>1. Open Create Event.</w:t>
+            </w:r>
+            <w:r>
+              <w:rPr>
+                <w:sz w:val="13"/>
+              </w:rPr>
               <w:br/>
               <w:t>2. Leave description empty.</w:t>
+            </w:r>
+            <w:r>
+              <w:rPr>
+                <w:sz w:val="13"/>
+              </w:rPr>
               <w:br/>
               <w:t>3. Fill other fields.</w:t>
+            </w:r>
+            <w:r>
+              <w:rPr>
+                <w:sz w:val="13"/>
+              </w:rPr>
               <w:br/>
               <w:t>4. Submit.</w:t>
             </w:r>
@@ -2497,12 +2533,6 @@
         </w:tc>
       </w:tr>
       <w:tr>
-        <w:tblPrEx>
-          <w:tblCellMar>
-            <w:top w:w="0" w:type="dxa"/>
-            <w:bottom w:w="0" w:type="dxa"/>
-          </w:tblCellMar>
-        </w:tblPrEx>
         <w:trPr>
           <w:jc w:val="center"/>
         </w:trPr>
@@ -2568,8 +2598,18 @@
                 <w:sz w:val="13"/>
               </w:rPr>
               <w:t>1. Open Create Event.</w:t>
+            </w:r>
+            <w:r>
+              <w:rPr>
+                <w:sz w:val="13"/>
+              </w:rPr>
               <w:br/>
               <w:t>2. Leave one required field empty.</w:t>
+            </w:r>
+            <w:r>
+              <w:rPr>
+                <w:sz w:val="13"/>
+              </w:rPr>
               <w:br/>
               <w:t>3. Submit.</w:t>
             </w:r>
@@ -2615,12 +2655,6 @@
         </w:tc>
       </w:tr>
       <w:tr>
-        <w:tblPrEx>
-          <w:tblCellMar>
-            <w:top w:w="0" w:type="dxa"/>
-            <w:bottom w:w="0" w:type="dxa"/>
-          </w:tblCellMar>
-        </w:tblPrEx>
         <w:trPr>
           <w:jc w:val="center"/>
         </w:trPr>
@@ -2686,8 +2720,18 @@
                 <w:sz w:val="13"/>
               </w:rPr>
               <w:t>1. Open Create Event.</w:t>
+            </w:r>
+            <w:r>
+              <w:rPr>
+                <w:sz w:val="13"/>
+              </w:rPr>
               <w:br/>
               <w:t>2. Enter valid details.</w:t>
+            </w:r>
+            <w:r>
+              <w:rPr>
+                <w:sz w:val="13"/>
+              </w:rPr>
               <w:br/>
               <w:t>3. Submit.</w:t>
             </w:r>
@@ -2733,12 +2777,6 @@
         </w:tc>
       </w:tr>
       <w:tr>
-        <w:tblPrEx>
-          <w:tblCellMar>
-            <w:top w:w="0" w:type="dxa"/>
-            <w:bottom w:w="0" w:type="dxa"/>
-          </w:tblCellMar>
-        </w:tblPrEx>
         <w:trPr>
           <w:jc w:val="center"/>
         </w:trPr>
@@ -2804,8 +2842,18 @@
                 <w:sz w:val="13"/>
               </w:rPr>
               <w:t>1. Enter valid event details.</w:t>
+            </w:r>
+            <w:r>
+              <w:rPr>
+                <w:sz w:val="13"/>
+              </w:rPr>
               <w:br/>
               <w:t>2. Submit.</w:t>
+            </w:r>
+            <w:r>
+              <w:rPr>
+                <w:sz w:val="13"/>
+              </w:rPr>
               <w:br/>
               <w:t>3. Verify event record.</w:t>
             </w:r>
@@ -2851,12 +2899,6 @@
         </w:tc>
       </w:tr>
       <w:tr>
-        <w:tblPrEx>
-          <w:tblCellMar>
-            <w:top w:w="0" w:type="dxa"/>
-            <w:bottom w:w="0" w:type="dxa"/>
-          </w:tblCellMar>
-        </w:tblPrEx>
         <w:trPr>
           <w:jc w:val="center"/>
         </w:trPr>
@@ -2922,12 +2964,32 @@
                 <w:sz w:val="13"/>
               </w:rPr>
               <w:t>1. Login.</w:t>
+            </w:r>
+            <w:r>
+              <w:rPr>
+                <w:sz w:val="13"/>
+              </w:rPr>
               <w:br/>
               <w:t>2. Select Create Event.</w:t>
+            </w:r>
+            <w:r>
+              <w:rPr>
+                <w:sz w:val="13"/>
+              </w:rPr>
               <w:br/>
               <w:t>3. Enter details.</w:t>
+            </w:r>
+            <w:r>
+              <w:rPr>
+                <w:sz w:val="13"/>
+              </w:rPr>
               <w:br/>
               <w:t>4. Submit.</w:t>
+            </w:r>
+            <w:r>
+              <w:rPr>
+                <w:sz w:val="13"/>
+              </w:rPr>
               <w:br/>
               <w:t>5. Open organizer event list.</w:t>
             </w:r>
@@ -2973,12 +3035,6 @@
         </w:tc>
       </w:tr>
       <w:tr>
-        <w:tblPrEx>
-          <w:tblCellMar>
-            <w:top w:w="0" w:type="dxa"/>
-            <w:bottom w:w="0" w:type="dxa"/>
-          </w:tblCellMar>
-        </w:tblPrEx>
         <w:trPr>
           <w:jc w:val="center"/>
         </w:trPr>
@@ -3044,10 +3100,25 @@
                 <w:sz w:val="13"/>
               </w:rPr>
               <w:t>1. Login.</w:t>
+            </w:r>
+            <w:r>
+              <w:rPr>
+                <w:sz w:val="13"/>
+              </w:rPr>
               <w:br/>
               <w:t>2. Select Create Event.</w:t>
+            </w:r>
+            <w:r>
+              <w:rPr>
+                <w:sz w:val="13"/>
+              </w:rPr>
               <w:br/>
               <w:t>3. Leave required information missing.</w:t>
+            </w:r>
+            <w:r>
+              <w:rPr>
+                <w:sz w:val="13"/>
+              </w:rPr>
               <w:br/>
               <w:t>4. Submit.</w:t>
             </w:r>
@@ -3093,12 +3164,6 @@
         </w:tc>
       </w:tr>
       <w:tr>
-        <w:tblPrEx>
-          <w:tblCellMar>
-            <w:top w:w="0" w:type="dxa"/>
-            <w:bottom w:w="0" w:type="dxa"/>
-          </w:tblCellMar>
-        </w:tblPrEx>
         <w:trPr>
           <w:jc w:val="center"/>
         </w:trPr>
@@ -3164,10 +3229,25 @@
                 <w:sz w:val="13"/>
               </w:rPr>
               <w:t>1. Open existing event.</w:t>
+            </w:r>
+            <w:r>
+              <w:rPr>
+                <w:sz w:val="13"/>
+              </w:rPr>
               <w:br/>
               <w:t>2. Select Edit.</w:t>
+            </w:r>
+            <w:r>
+              <w:rPr>
+                <w:sz w:val="13"/>
+              </w:rPr>
               <w:br/>
               <w:t>3. Change details.</w:t>
+            </w:r>
+            <w:r>
+              <w:rPr>
+                <w:sz w:val="13"/>
+              </w:rPr>
               <w:br/>
               <w:t>4. Save.</w:t>
             </w:r>
@@ -3213,12 +3293,6 @@
         </w:tc>
       </w:tr>
       <w:tr>
-        <w:tblPrEx>
-          <w:tblCellMar>
-            <w:top w:w="0" w:type="dxa"/>
-            <w:bottom w:w="0" w:type="dxa"/>
-          </w:tblCellMar>
-        </w:tblPrEx>
         <w:trPr>
           <w:jc w:val="center"/>
         </w:trPr>
@@ -3284,8 +3358,18 @@
                 <w:sz w:val="13"/>
               </w:rPr>
               <w:t>1. Open event.</w:t>
+            </w:r>
+            <w:r>
+              <w:rPr>
+                <w:sz w:val="13"/>
+              </w:rPr>
               <w:br/>
               <w:t>2. Select Delete.</w:t>
+            </w:r>
+            <w:r>
+              <w:rPr>
+                <w:sz w:val="13"/>
+              </w:rPr>
               <w:br/>
               <w:t>3. Confirm deletion.</w:t>
             </w:r>
@@ -3331,12 +3415,6 @@
         </w:tc>
       </w:tr>
       <w:tr>
-        <w:tblPrEx>
-          <w:tblCellMar>
-            <w:top w:w="0" w:type="dxa"/>
-            <w:bottom w:w="0" w:type="dxa"/>
-          </w:tblCellMar>
-        </w:tblPrEx>
         <w:trPr>
           <w:jc w:val="center"/>
         </w:trPr>
@@ -3402,8 +3480,18 @@
                 <w:sz w:val="13"/>
               </w:rPr>
               <w:t>1. Select Edit.</w:t>
+            </w:r>
+            <w:r>
+              <w:rPr>
+                <w:sz w:val="13"/>
+              </w:rPr>
               <w:br/>
               <w:t>2. Remove a required detail.</w:t>
+            </w:r>
+            <w:r>
+              <w:rPr>
+                <w:sz w:val="13"/>
+              </w:rPr>
               <w:br/>
               <w:t>3. Save.</w:t>
             </w:r>
@@ -3449,12 +3537,6 @@
         </w:tc>
       </w:tr>
       <w:tr>
-        <w:tblPrEx>
-          <w:tblCellMar>
-            <w:top w:w="0" w:type="dxa"/>
-            <w:bottom w:w="0" w:type="dxa"/>
-          </w:tblCellMar>
-        </w:tblPrEx>
         <w:trPr>
           <w:jc w:val="center"/>
         </w:trPr>
@@ -3520,6 +3602,11 @@
                 <w:sz w:val="13"/>
               </w:rPr>
               <w:t>1. Login as Organizer B.</w:t>
+            </w:r>
+            <w:r>
+              <w:rPr>
+                <w:sz w:val="13"/>
+              </w:rPr>
               <w:br/>
               <w:t>2. Attempt to edit/delete Organizer A's event.</w:t>
             </w:r>
@@ -3565,12 +3652,6 @@
         </w:tc>
       </w:tr>
       <w:tr>
-        <w:tblPrEx>
-          <w:tblCellMar>
-            <w:top w:w="0" w:type="dxa"/>
-            <w:bottom w:w="0" w:type="dxa"/>
-          </w:tblCellMar>
-        </w:tblPrEx>
         <w:trPr>
           <w:jc w:val="center"/>
         </w:trPr>
@@ -3636,10 +3717,25 @@
                 <w:sz w:val="13"/>
               </w:rPr>
               <w:t>1. Open event.</w:t>
+            </w:r>
+            <w:r>
+              <w:rPr>
+                <w:sz w:val="13"/>
+              </w:rPr>
               <w:br/>
               <w:t>2. Edit details.</w:t>
+            </w:r>
+            <w:r>
+              <w:rPr>
+                <w:sz w:val="13"/>
+              </w:rPr>
               <w:br/>
               <w:t>3. Save.</w:t>
+            </w:r>
+            <w:r>
+              <w:rPr>
+                <w:sz w:val="13"/>
+              </w:rPr>
               <w:br/>
               <w:t>4. Verify stored data.</w:t>
             </w:r>
@@ -3685,12 +3781,6 @@
         </w:tc>
       </w:tr>
       <w:tr>
-        <w:tblPrEx>
-          <w:tblCellMar>
-            <w:top w:w="0" w:type="dxa"/>
-            <w:bottom w:w="0" w:type="dxa"/>
-          </w:tblCellMar>
-        </w:tblPrEx>
         <w:trPr>
           <w:jc w:val="center"/>
         </w:trPr>
@@ -3756,10 +3846,25 @@
                 <w:sz w:val="13"/>
               </w:rPr>
               <w:t>1. Select event.</w:t>
+            </w:r>
+            <w:r>
+              <w:rPr>
+                <w:sz w:val="13"/>
+              </w:rPr>
               <w:br/>
               <w:t>2. Delete it.</w:t>
+            </w:r>
+            <w:r>
+              <w:rPr>
+                <w:sz w:val="13"/>
+              </w:rPr>
               <w:br/>
               <w:t>3. Confirm.</w:t>
+            </w:r>
+            <w:r>
+              <w:rPr>
+                <w:sz w:val="13"/>
+              </w:rPr>
               <w:br/>
               <w:t>4. Check event list.</w:t>
             </w:r>
@@ -3805,12 +3910,6 @@
         </w:tc>
       </w:tr>
       <w:tr>
-        <w:tblPrEx>
-          <w:tblCellMar>
-            <w:top w:w="0" w:type="dxa"/>
-            <w:bottom w:w="0" w:type="dxa"/>
-          </w:tblCellMar>
-        </w:tblPrEx>
         <w:trPr>
           <w:jc w:val="center"/>
         </w:trPr>
@@ -3876,12 +3975,32 @@
                 <w:sz w:val="13"/>
               </w:rPr>
               <w:t>1. Login.</w:t>
+            </w:r>
+            <w:r>
+              <w:rPr>
+                <w:sz w:val="13"/>
+              </w:rPr>
               <w:br/>
               <w:t>2. Open event.</w:t>
+            </w:r>
+            <w:r>
+              <w:rPr>
+                <w:sz w:val="13"/>
+              </w:rPr>
               <w:br/>
               <w:t>3. Edit details.</w:t>
+            </w:r>
+            <w:r>
+              <w:rPr>
+                <w:sz w:val="13"/>
+              </w:rPr>
               <w:br/>
               <w:t>4. Save.</w:t>
+            </w:r>
+            <w:r>
+              <w:rPr>
+                <w:sz w:val="13"/>
+              </w:rPr>
               <w:br/>
               <w:t>5. Reopen event.</w:t>
             </w:r>
@@ -3927,12 +4046,6 @@
         </w:tc>
       </w:tr>
       <w:tr>
-        <w:tblPrEx>
-          <w:tblCellMar>
-            <w:top w:w="0" w:type="dxa"/>
-            <w:bottom w:w="0" w:type="dxa"/>
-          </w:tblCellMar>
-        </w:tblPrEx>
         <w:trPr>
           <w:jc w:val="center"/>
         </w:trPr>
@@ -3998,11 +4111,31 @@
                 <w:sz w:val="13"/>
               </w:rPr>
               <w:t>1. Login as owner.</w:t>
+            </w:r>
+            <w:r>
+              <w:rPr>
+                <w:sz w:val="13"/>
+              </w:rPr>
               <w:br/>
               <w:t>2. Delete own event.</w:t>
+            </w:r>
+            <w:r>
+              <w:rPr>
+                <w:sz w:val="13"/>
+              </w:rPr>
               <w:br/>
               <w:t>3. Verify removal.</w:t>
+            </w:r>
+            <w:r>
+              <w:rPr>
+                <w:sz w:val="13"/>
+              </w:rPr>
               <w:br/>
+            </w:r>
+            <w:r>
+              <w:rPr>
+                <w:sz w:val="13"/>
+              </w:rPr>
               <w:lastRenderedPageBreak/>
               <w:t>4. Login as another organizer and attempt to manage another user's event.</w:t>
             </w:r>
@@ -4032,6 +4165,11 @@
                 <w:sz w:val="13"/>
               </w:rPr>
               <w:t xml:space="preserve">Owner should be able to delete their event, while another </w:t>
+            </w:r>
+            <w:r>
+              <w:rPr>
+                <w:sz w:val="13"/>
+              </w:rPr>
               <w:lastRenderedPageBreak/>
               <w:t>organizer should not be allowed to manage someone else's event.</w:t>
             </w:r>
@@ -4053,6 +4191,7 @@
     </w:tbl>
     <w:p>
       <w:r>
+        <w:lastRenderedPageBreak/>
         <w:br w:type="page"/>
       </w:r>
     </w:p>
@@ -4065,7 +4204,8 @@
           <w:b/>
           <w:sz w:val="22"/>
         </w:rPr>
-        <w:t xml:space="preserve">Team 7 | REQ-3 and REQ-4</w:t>
+        <w:lastRenderedPageBreak/>
+        <w:t>Team 7 | REQ-3 and REQ-4</w:t>
       </w:r>
     </w:p>
     <w:p>
@@ -4098,23 +4238,17 @@
         <w:tblLook w:val="04A0" w:firstRow="1" w:lastRow="0" w:firstColumn="1" w:lastColumn="0" w:noHBand="0" w:noVBand="1"/>
       </w:tblPr>
       <w:tblGrid>
-        <w:gridCol w:w="1757"/>
-        <w:gridCol w:w="1758"/>
-        <w:gridCol w:w="1758"/>
-        <w:gridCol w:w="1758"/>
-        <w:gridCol w:w="1758"/>
-        <w:gridCol w:w="1759"/>
-        <w:gridCol w:w="1758"/>
-        <w:gridCol w:w="1757"/>
-        <w:gridCol w:w="1757"/>
+        <w:gridCol w:w="1706"/>
+        <w:gridCol w:w="1730"/>
+        <w:gridCol w:w="1731"/>
+        <w:gridCol w:w="1725"/>
+        <w:gridCol w:w="1731"/>
+        <w:gridCol w:w="2101"/>
+        <w:gridCol w:w="1731"/>
+        <w:gridCol w:w="1683"/>
+        <w:gridCol w:w="1682"/>
       </w:tblGrid>
       <w:tr>
-        <w:tblPrEx>
-          <w:tblCellMar>
-            <w:top w:w="0" w:type="dxa"/>
-            <w:bottom w:w="0" w:type="dxa"/>
-          </w:tblCellMar>
-        </w:tblPrEx>
         <w:trPr>
           <w:tblHeader/>
           <w:jc w:val="center"/>
@@ -4256,12 +4390,6 @@
         </w:tc>
       </w:tr>
       <w:tr>
-        <w:tblPrEx>
-          <w:tblCellMar>
-            <w:top w:w="0" w:type="dxa"/>
-            <w:bottom w:w="0" w:type="dxa"/>
-          </w:tblCellMar>
-        </w:tblPrEx>
         <w:trPr>
           <w:jc w:val="center"/>
         </w:trPr>
@@ -4370,12 +4498,6 @@
         </w:tc>
       </w:tr>
       <w:tr>
-        <w:tblPrEx>
-          <w:tblCellMar>
-            <w:top w:w="0" w:type="dxa"/>
-            <w:bottom w:w="0" w:type="dxa"/>
-          </w:tblCellMar>
-        </w:tblPrEx>
         <w:trPr>
           <w:jc w:val="center"/>
         </w:trPr>
@@ -4484,12 +4606,6 @@
         </w:tc>
       </w:tr>
       <w:tr>
-        <w:tblPrEx>
-          <w:tblCellMar>
-            <w:top w:w="0" w:type="dxa"/>
-            <w:bottom w:w="0" w:type="dxa"/>
-          </w:tblCellMar>
-        </w:tblPrEx>
         <w:trPr>
           <w:jc w:val="center"/>
         </w:trPr>
@@ -4598,12 +4714,6 @@
         </w:tc>
       </w:tr>
       <w:tr>
-        <w:tblPrEx>
-          <w:tblCellMar>
-            <w:top w:w="0" w:type="dxa"/>
-            <w:bottom w:w="0" w:type="dxa"/>
-          </w:tblCellMar>
-        </w:tblPrEx>
         <w:trPr>
           <w:jc w:val="center"/>
         </w:trPr>
@@ -4712,12 +4822,6 @@
         </w:tc>
       </w:tr>
       <w:tr>
-        <w:tblPrEx>
-          <w:tblCellMar>
-            <w:top w:w="0" w:type="dxa"/>
-            <w:bottom w:w="0" w:type="dxa"/>
-          </w:tblCellMar>
-        </w:tblPrEx>
         <w:trPr>
           <w:jc w:val="center"/>
         </w:trPr>
@@ -4826,12 +4930,6 @@
         </w:tc>
       </w:tr>
       <w:tr>
-        <w:tblPrEx>
-          <w:tblCellMar>
-            <w:top w:w="0" w:type="dxa"/>
-            <w:bottom w:w="0" w:type="dxa"/>
-          </w:tblCellMar>
-        </w:tblPrEx>
         <w:trPr>
           <w:jc w:val="center"/>
         </w:trPr>
@@ -4940,12 +5038,6 @@
         </w:tc>
       </w:tr>
       <w:tr>
-        <w:tblPrEx>
-          <w:tblCellMar>
-            <w:top w:w="0" w:type="dxa"/>
-            <w:bottom w:w="0" w:type="dxa"/>
-          </w:tblCellMar>
-        </w:tblPrEx>
         <w:trPr>
           <w:jc w:val="center"/>
         </w:trPr>
@@ -5011,8 +5103,18 @@
                 <w:sz w:val="13"/>
               </w:rPr>
               <w:t>1. Open events page.</w:t>
+            </w:r>
+            <w:r>
+              <w:rPr>
+                <w:sz w:val="13"/>
+              </w:rPr>
               <w:br/>
               <w:t>2. Select an event.</w:t>
+            </w:r>
+            <w:r>
+              <w:rPr>
+                <w:sz w:val="13"/>
+              </w:rPr>
               <w:br/>
               <w:t>3. View details.</w:t>
             </w:r>
@@ -5058,12 +5160,6 @@
         </w:tc>
       </w:tr>
       <w:tr>
-        <w:tblPrEx>
-          <w:tblCellMar>
-            <w:top w:w="0" w:type="dxa"/>
-            <w:bottom w:w="0" w:type="dxa"/>
-          </w:tblCellMar>
-        </w:tblPrEx>
         <w:trPr>
           <w:jc w:val="center"/>
         </w:trPr>
@@ -5172,12 +5268,6 @@
         </w:tc>
       </w:tr>
       <w:tr>
-        <w:tblPrEx>
-          <w:tblCellMar>
-            <w:top w:w="0" w:type="dxa"/>
-            <w:bottom w:w="0" w:type="dxa"/>
-          </w:tblCellMar>
-        </w:tblPrEx>
         <w:trPr>
           <w:jc w:val="center"/>
         </w:trPr>
@@ -5243,8 +5333,18 @@
                 <w:sz w:val="13"/>
               </w:rPr>
               <w:t>1. Open event.</w:t>
+            </w:r>
+            <w:r>
+              <w:rPr>
+                <w:sz w:val="13"/>
+              </w:rPr>
               <w:br/>
               <w:t>2. Fill form.</w:t>
+            </w:r>
+            <w:r>
+              <w:rPr>
+                <w:sz w:val="13"/>
+              </w:rPr>
               <w:br/>
               <w:t>3. Submit.</w:t>
             </w:r>
@@ -5260,6 +5360,11 @@
                 <w:sz w:val="13"/>
               </w:rPr>
               <w:t>Name: Asha Rao</w:t>
+            </w:r>
+            <w:r>
+              <w:rPr>
+                <w:sz w:val="13"/>
+              </w:rPr>
               <w:br/>
               <w:t>Email: asha@example.com</w:t>
             </w:r>
@@ -5292,12 +5397,6 @@
         </w:tc>
       </w:tr>
       <w:tr>
-        <w:tblPrEx>
-          <w:tblCellMar>
-            <w:top w:w="0" w:type="dxa"/>
-            <w:bottom w:w="0" w:type="dxa"/>
-          </w:tblCellMar>
-        </w:tblPrEx>
         <w:trPr>
           <w:jc w:val="center"/>
         </w:trPr>
@@ -5363,6 +5462,11 @@
                 <w:sz w:val="13"/>
               </w:rPr>
               <w:t>1. Leave name blank.</w:t>
+            </w:r>
+            <w:r>
+              <w:rPr>
+                <w:sz w:val="13"/>
+              </w:rPr>
               <w:br/>
               <w:t>2. Submit.</w:t>
             </w:r>
@@ -5408,12 +5512,6 @@
         </w:tc>
       </w:tr>
       <w:tr>
-        <w:tblPrEx>
-          <w:tblCellMar>
-            <w:top w:w="0" w:type="dxa"/>
-            <w:bottom w:w="0" w:type="dxa"/>
-          </w:tblCellMar>
-        </w:tblPrEx>
         <w:trPr>
           <w:jc w:val="center"/>
         </w:trPr>
@@ -5479,6 +5577,11 @@
                 <w:sz w:val="13"/>
               </w:rPr>
               <w:t>1. Enter invalid email format.</w:t>
+            </w:r>
+            <w:r>
+              <w:rPr>
+                <w:sz w:val="13"/>
+              </w:rPr>
               <w:br/>
               <w:t>2. Submit.</w:t>
             </w:r>
@@ -5524,12 +5627,6 @@
         </w:tc>
       </w:tr>
       <w:tr>
-        <w:tblPrEx>
-          <w:tblCellMar>
-            <w:top w:w="0" w:type="dxa"/>
-            <w:bottom w:w="0" w:type="dxa"/>
-          </w:tblCellMar>
-        </w:tblPrEx>
         <w:trPr>
           <w:jc w:val="center"/>
         </w:trPr>
@@ -5638,12 +5735,6 @@
         </w:tc>
       </w:tr>
       <w:tr>
-        <w:tblPrEx>
-          <w:tblCellMar>
-            <w:top w:w="0" w:type="dxa"/>
-            <w:bottom w:w="0" w:type="dxa"/>
-          </w:tblCellMar>
-        </w:tblPrEx>
         <w:trPr>
           <w:jc w:val="center"/>
         </w:trPr>
@@ -5752,12 +5843,6 @@
         </w:tc>
       </w:tr>
       <w:tr>
-        <w:tblPrEx>
-          <w:tblCellMar>
-            <w:top w:w="0" w:type="dxa"/>
-            <w:bottom w:w="0" w:type="dxa"/>
-          </w:tblCellMar>
-        </w:tblPrEx>
         <w:trPr>
           <w:jc w:val="center"/>
         </w:trPr>
@@ -5866,12 +5951,6 @@
         </w:tc>
       </w:tr>
       <w:tr>
-        <w:tblPrEx>
-          <w:tblCellMar>
-            <w:top w:w="0" w:type="dxa"/>
-            <w:bottom w:w="0" w:type="dxa"/>
-          </w:tblCellMar>
-        </w:tblPrEx>
         <w:trPr>
           <w:jc w:val="center"/>
         </w:trPr>
@@ -5980,12 +6059,6 @@
         </w:tc>
       </w:tr>
       <w:tr>
-        <w:tblPrEx>
-          <w:tblCellMar>
-            <w:top w:w="0" w:type="dxa"/>
-            <w:bottom w:w="0" w:type="dxa"/>
-          </w:tblCellMar>
-        </w:tblPrEx>
         <w:trPr>
           <w:jc w:val="center"/>
         </w:trPr>
@@ -6051,10 +6124,25 @@
                 <w:sz w:val="13"/>
               </w:rPr>
               <w:t>1. Browse events.</w:t>
+            </w:r>
+            <w:r>
+              <w:rPr>
+                <w:sz w:val="13"/>
+              </w:rPr>
               <w:br/>
               <w:t>2. Select event.</w:t>
+            </w:r>
+            <w:r>
+              <w:rPr>
+                <w:sz w:val="13"/>
+              </w:rPr>
               <w:br/>
               <w:t>3. Register.</w:t>
+            </w:r>
+            <w:r>
+              <w:rPr>
+                <w:sz w:val="13"/>
+              </w:rPr>
               <w:br/>
               <w:t>4. See confirmation.</w:t>
             </w:r>
@@ -6100,12 +6188,6 @@
         </w:tc>
       </w:tr>
       <w:tr>
-        <w:tblPrEx>
-          <w:tblCellMar>
-            <w:top w:w="0" w:type="dxa"/>
-            <w:bottom w:w="0" w:type="dxa"/>
-          </w:tblCellMar>
-        </w:tblPrEx>
         <w:trPr>
           <w:jc w:val="center"/>
         </w:trPr>
@@ -6171,6 +6253,11 @@
                 <w:sz w:val="13"/>
               </w:rPr>
               <w:t>1. Register once (success).</w:t>
+            </w:r>
+            <w:r>
+              <w:rPr>
+                <w:sz w:val="13"/>
+              </w:rPr>
               <w:br/>
               <w:t>2. Attempt a second registration with the same email for the same event.</w:t>
             </w:r>
@@ -6215,7 +6302,282 @@
           <w:p/>
         </w:tc>
       </w:tr>
+      <w:tr>
+        <w:trPr>
+          <w:jc w:val="center"/>
+        </w:trPr>
+        <w:tc>
+          <w:tcPr>
+            <w:tcW w:w="1759" w:type="dxa"/>
+          </w:tcPr>
+          <w:p>
+            <w:pPr>
+              <w:rPr>
+                <w:sz w:val="13"/>
+              </w:rPr>
+            </w:pPr>
+            <w:r>
+              <w:t>NFR_01</w:t>
+            </w:r>
+          </w:p>
+        </w:tc>
+        <w:tc>
+          <w:tcPr>
+            <w:tcW w:w="1759" w:type="dxa"/>
+          </w:tcPr>
+          <w:p>
+            <w:pPr>
+              <w:rPr>
+                <w:sz w:val="13"/>
+              </w:rPr>
+            </w:pPr>
+            <w:r>
+              <w:t>Event Listing Performance</w:t>
+            </w:r>
+          </w:p>
+        </w:tc>
+        <w:tc>
+          <w:tcPr>
+            <w:tcW w:w="1759" w:type="dxa"/>
+          </w:tcPr>
+          <w:p>
+            <w:pPr>
+              <w:rPr>
+                <w:sz w:val="13"/>
+              </w:rPr>
+            </w:pPr>
+            <w:r>
+              <w:t>Verify that the event list page loads within 2 seconds under normal conditions.</w:t>
+            </w:r>
+          </w:p>
+        </w:tc>
+        <w:tc>
+          <w:tcPr>
+            <w:tcW w:w="1759" w:type="dxa"/>
+          </w:tcPr>
+          <w:p>
+            <w:pPr>
+              <w:rPr>
+                <w:sz w:val="13"/>
+              </w:rPr>
+            </w:pPr>
+            <w:r>
+              <w:t>Application is running and upcoming events are available.</w:t>
+            </w:r>
+          </w:p>
+        </w:tc>
+        <w:tc>
+          <w:tcPr>
+            <w:tcW w:w="1759" w:type="dxa"/>
+          </w:tcPr>
+          <w:p>
+            <w:pPr>
+              <w:rPr>
+                <w:sz w:val="13"/>
+              </w:rPr>
+            </w:pPr>
+            <w:r>
+              <w:t>1. Open the Event Management System.</w:t>
+            </w:r>
+            <w:r>
+              <w:br/>
+              <w:t>2. Navigate to the event list page.</w:t>
+            </w:r>
+            <w:r>
+              <w:br/>
+              <w:t>3. Measure the page loading time.</w:t>
+            </w:r>
+          </w:p>
+        </w:tc>
+        <w:tc>
+          <w:tcPr>
+            <w:tcW w:w="1759" w:type="dxa"/>
+          </w:tcPr>
+          <w:p>
+            <w:pPr>
+              <w:rPr>
+                <w:sz w:val="13"/>
+              </w:rPr>
+            </w:pPr>
+            <w:r>
+              <w:t>Normal network conditions with upcoming events available.</w:t>
+            </w:r>
+          </w:p>
+        </w:tc>
+        <w:tc>
+          <w:tcPr>
+            <w:tcW w:w="1759" w:type="dxa"/>
+          </w:tcPr>
+          <w:p>
+            <w:pPr>
+              <w:rPr>
+                <w:sz w:val="13"/>
+              </w:rPr>
+            </w:pPr>
+            <w:r>
+              <w:t xml:space="preserve">Event list page should load within </w:t>
+            </w:r>
+            <w:r>
+              <w:rPr>
+                <w:rStyle w:val="Strong"/>
+              </w:rPr>
+              <w:t>2 seconds</w:t>
+            </w:r>
+            <w:r>
+              <w:t>.</w:t>
+            </w:r>
+          </w:p>
+        </w:tc>
+        <w:tc>
+          <w:tcPr>
+            <w:tcW w:w="1759" w:type="dxa"/>
+          </w:tcPr>
+          <w:p/>
+        </w:tc>
+        <w:tc>
+          <w:tcPr>
+            <w:tcW w:w="1759" w:type="dxa"/>
+          </w:tcPr>
+          <w:p/>
+          <w:p/>
+          <w:p/>
+        </w:tc>
+      </w:tr>
+      <w:tr>
+        <w:trPr>
+          <w:jc w:val="center"/>
+        </w:trPr>
+        <w:tc>
+          <w:tcPr>
+            <w:tcW w:w="1759" w:type="dxa"/>
+          </w:tcPr>
+          <w:p/>
+          <w:p/>
+          <w:p/>
+          <w:p>
+            <w:r>
+              <w:t>NFR_02</w:t>
+            </w:r>
+          </w:p>
+          <w:p/>
+          <w:p/>
+        </w:tc>
+        <w:tc>
+          <w:tcPr>
+            <w:tcW w:w="1759" w:type="dxa"/>
+          </w:tcPr>
+          <w:p>
+            <w:r>
+              <w:t>Registration Performance</w:t>
+            </w:r>
+          </w:p>
+        </w:tc>
+        <w:tc>
+          <w:tcPr>
+            <w:tcW w:w="1759" w:type="dxa"/>
+          </w:tcPr>
+          <w:p>
+            <w:r>
+              <w:t>Verify that registration submission and confirmation completes within 3 seconds.</w:t>
+            </w:r>
+          </w:p>
+        </w:tc>
+        <w:tc>
+          <w:tcPr>
+            <w:tcW w:w="1759" w:type="dxa"/>
+          </w:tcPr>
+          <w:p>
+            <w:r>
+              <w:t>Event is available and the registration form is accessible.</w:t>
+            </w:r>
+          </w:p>
+        </w:tc>
+        <w:tc>
+          <w:tcPr>
+            <w:tcW w:w="1759" w:type="dxa"/>
+          </w:tcPr>
+          <w:p>
+            <w:r>
+              <w:t>1. Open an available event.</w:t>
+            </w:r>
+            <w:r>
+              <w:br/>
+              <w:t>2. Enter valid attendee details.</w:t>
+            </w:r>
+            <w:r>
+              <w:br/>
+              <w:t>3. Submit the registration form.</w:t>
+            </w:r>
+            <w:r>
+              <w:br/>
+              <w:t>4. Measure the time until confirmation is displayed.</w:t>
+            </w:r>
+          </w:p>
+        </w:tc>
+        <w:tc>
+          <w:tcPr>
+            <w:tcW w:w="1759" w:type="dxa"/>
+          </w:tcPr>
+          <w:p>
+            <w:r>
+              <w:t xml:space="preserve">Name: </w:t>
+            </w:r>
+            <w:proofErr w:type="spellStart"/>
+            <w:r>
+              <w:t>Rohith</w:t>
+            </w:r>
+            <w:proofErr w:type="spellEnd"/>
+            <w:r>
+              <w:t xml:space="preserve"> Kumar</w:t>
+            </w:r>
+            <w:r>
+              <w:br/>
+              <w:t xml:space="preserve">Email: </w:t>
+            </w:r>
+            <w:r>
+              <w:t>rohith</w:t>
+            </w:r>
+            <w:r>
+              <w:t>@example.com</w:t>
+            </w:r>
+          </w:p>
+        </w:tc>
+        <w:tc>
+          <w:tcPr>
+            <w:tcW w:w="1759" w:type="dxa"/>
+          </w:tcPr>
+          <w:p>
+            <w:r>
+              <w:t xml:space="preserve">Registration submission and confirmation should complete within </w:t>
+            </w:r>
+            <w:r>
+              <w:rPr>
+                <w:rStyle w:val="Strong"/>
+              </w:rPr>
+              <w:t>3 seconds</w:t>
+            </w:r>
+            <w:r>
+              <w:t>.</w:t>
+            </w:r>
+            <w:bookmarkStart w:id="0" w:name="_GoBack"/>
+            <w:bookmarkEnd w:id="0"/>
+          </w:p>
+        </w:tc>
+        <w:tc>
+          <w:tcPr>
+            <w:tcW w:w="1759" w:type="dxa"/>
+          </w:tcPr>
+          <w:p/>
+        </w:tc>
+        <w:tc>
+          <w:tcPr>
+            <w:tcW w:w="1759" w:type="dxa"/>
+          </w:tcPr>
+          <w:p/>
+        </w:tc>
+      </w:tr>
     </w:tbl>
+    <w:p/>
     <w:p/>
     <w:sectPr>
       <w:pgSz w:w="16838" w:h="11906" w:orient="landscape"/>
@@ -6228,7 +6590,7 @@
 </file>
 
 <file path=word/numbering.xml><?xml version="1.0" encoding="utf-8"?>
-<w:numbering xmlns:wpc="http://schemas.microsoft.com/office/word/2010/wordprocessingCanvas" xmlns:cx="http://schemas.microsoft.com/office/drawing/2014/chartex" xmlns:cx1="http://schemas.microsoft.com/office/drawing/2015/9/8/chartex" xmlns:cx2="http://schemas.microsoft.com/office/drawing/2015/10/21/chartex" xmlns:cx3="http://schemas.microsoft.com/office/drawing/2016/5/9/chartex" xmlns:cx4="http://schemas.microsoft.com/office/drawing/2016/5/10/chartex" xmlns:cx5="http://schemas.microsoft.com/office/drawing/2016/5/11/chartex" xmlns:cx6="http://schemas.microsoft.com/office/drawing/2016/5/12/chartex" xmlns:cx7="http://schemas.microsoft.com/office/drawing/2016/5/13/chartex" xmlns:cx8="http://schemas.microsoft.com/office/drawing/2016/5/14/chartex" xmlns:mc="http://schemas.openxmlformats.org/markup-compatibility/2006" xmlns:aink="http://schemas.microsoft.com/office/drawing/2016/ink" xmlns:am3d="http://schemas.microsoft.com/office/drawing/2017/model3d" xmlns:o="urn:schemas-microsoft-com:office:office" xmlns:oel="http://schemas.microsoft.com/office/2019/extlst" xmlns:r="http://schemas.openxmlformats.org/officeDocument/2006/relationships" xmlns:m="http://schemas.openxmlformats.org/officeDocument/2006/math" xmlns:v="urn:schemas-microsoft-com:vml" xmlns:wp14="http://schemas.microsoft.com/office/word/2010/wordprocessingDrawing" xmlns:wp="http://schemas.openxmlformats.org/drawingml/2006/wordprocessingDrawing" xmlns:w10="urn:schemas-microsoft-com:office:word" xmlns:w="http://schemas.openxmlformats.org/wordprocessingml/2006/main" xmlns:w14="http://schemas.microsoft.com/office/word/2010/wordml" xmlns:w15="http://schemas.microsoft.com/office/word/2012/wordml" xmlns:w16cex="http://schemas.microsoft.com/office/word/2018/wordml/cex" xmlns:w16cid="http://schemas.microsoft.com/office/word/2016/wordml/cid" xmlns:w16="http://schemas.microsoft.com/office/word/2018/wordml" xmlns:w16du="http://schemas.microsoft.com/office/word/2023/wordml/word16du" xmlns:w16sdtdh="http://schemas.microsoft.com/office/word/2020/wordml/sdtdatahash" xmlns:w16sdtfl="http://schemas.microsoft.com/office/word/2024/wordml/sdtformatlock" xmlns:w16se="http://schemas.microsoft.com/office/word/2015/wordml/symex" xmlns:wpg="http://schemas.microsoft.com/office/word/2010/wordprocessingGroup" xmlns:wpi="http://schemas.microsoft.com/office/word/2010/wordprocessingInk" xmlns:wne="http://schemas.microsoft.com/office/word/2006/wordml" xmlns:wps="http://schemas.microsoft.com/office/word/2010/wordprocessingShape" mc:Ignorable="w14 w15 w16se w16cid w16 w16cex w16sdtdh w16sdtfl w16du wp14">
+<w:numbering xmlns:wpc="http://schemas.microsoft.com/office/word/2010/wordprocessingCanvas" xmlns:cx="http://schemas.microsoft.com/office/drawing/2014/chartex" xmlns:mc="http://schemas.openxmlformats.org/markup-compatibility/2006" xmlns:o="urn:schemas-microsoft-com:office:office" xmlns:r="http://schemas.openxmlformats.org/officeDocument/2006/relationships" xmlns:m="http://schemas.openxmlformats.org/officeDocument/2006/math" xmlns:v="urn:schemas-microsoft-com:vml" xmlns:wp14="http://schemas.microsoft.com/office/word/2010/wordprocessingDrawing" xmlns:wp="http://schemas.openxmlformats.org/drawingml/2006/wordprocessingDrawing" xmlns:w10="urn:schemas-microsoft-com:office:word" xmlns:w="http://schemas.openxmlformats.org/wordprocessingml/2006/main" xmlns:w14="http://schemas.microsoft.com/office/word/2010/wordml" xmlns:w15="http://schemas.microsoft.com/office/word/2012/wordml" xmlns:w16se="http://schemas.microsoft.com/office/word/2015/wordml/symex" xmlns:wpg="http://schemas.microsoft.com/office/word/2010/wordprocessingGroup" xmlns:wpi="http://schemas.microsoft.com/office/word/2010/wordprocessingInk" xmlns:wne="http://schemas.microsoft.com/office/word/2006/wordml" xmlns:wps="http://schemas.microsoft.com/office/word/2010/wordprocessingShape" mc:Ignorable="w14 w15 w16se wp14">
   <w:abstractNum w:abstractNumId="0" w15:restartNumberingAfterBreak="0">
     <w:nsid w:val="44FC2E6D"/>
     <w:multiLevelType w:val="multilevel"/>
@@ -6509,17 +6871,17 @@
       </w:rPr>
     </w:lvl>
   </w:abstractNum>
-  <w:num w:numId="1" w16cid:durableId="676153286">
+  <w:num w:numId="1">
     <w:abstractNumId w:val="1"/>
   </w:num>
-  <w:num w:numId="2" w16cid:durableId="40835018">
+  <w:num w:numId="2">
     <w:abstractNumId w:val="0"/>
   </w:num>
 </w:numbering>
 </file>
 
 <file path=word/styles.xml><?xml version="1.0" encoding="utf-8"?>
-<w:styles xmlns:mc="http://schemas.openxmlformats.org/markup-compatibility/2006" xmlns:r="http://schemas.openxmlformats.org/officeDocument/2006/relationships" xmlns:w="http://schemas.openxmlformats.org/wordprocessingml/2006/main" xmlns:w14="http://schemas.microsoft.com/office/word/2010/wordml" xmlns:w15="http://schemas.microsoft.com/office/word/2012/wordml" xmlns:w16cex="http://schemas.microsoft.com/office/word/2018/wordml/cex" xmlns:w16cid="http://schemas.microsoft.com/office/word/2016/wordml/cid" xmlns:w16="http://schemas.microsoft.com/office/word/2018/wordml" xmlns:w16du="http://schemas.microsoft.com/office/word/2023/wordml/word16du" xmlns:w16sdtdh="http://schemas.microsoft.com/office/word/2020/wordml/sdtdatahash" xmlns:w16sdtfl="http://schemas.microsoft.com/office/word/2024/wordml/sdtformatlock" xmlns:w16se="http://schemas.microsoft.com/office/word/2015/wordml/symex" mc:Ignorable="w14 w15 w16se w16cid w16 w16cex w16sdtdh w16sdtfl w16du">
+<w:styles xmlns:mc="http://schemas.openxmlformats.org/markup-compatibility/2006" xmlns:r="http://schemas.openxmlformats.org/officeDocument/2006/relationships" xmlns:w="http://schemas.openxmlformats.org/wordprocessingml/2006/main" xmlns:w14="http://schemas.microsoft.com/office/word/2010/wordml" xmlns:w15="http://schemas.microsoft.com/office/word/2012/wordml" xmlns:w16se="http://schemas.microsoft.com/office/word/2015/wordml/symex" mc:Ignorable="w14 w15 w16se">
   <w:docDefaults>
     <w:rPrDefault>
       <w:rPr>
@@ -6536,7 +6898,7 @@
       </w:pPr>
     </w:pPrDefault>
   </w:docDefaults>
-  <w:latentStyles w:defLockedState="0" w:defUIPriority="99" w:defSemiHidden="0" w:defUnhideWhenUsed="0" w:defQFormat="0" w:count="376">
+  <w:latentStyles w:defLockedState="0" w:defUIPriority="99" w:defSemiHidden="0" w:defUnhideWhenUsed="0" w:defQFormat="0" w:count="371">
     <w:lsdException w:name="Normal" w:uiPriority="0" w:qFormat="1"/>
     <w:lsdException w:name="heading 1" w:uiPriority="9" w:qFormat="1"/>
     <w:lsdException w:name="heading 2" w:semiHidden="1" w:uiPriority="9" w:unhideWhenUsed="1" w:qFormat="1"/>
@@ -6908,11 +7270,6 @@
     <w:lsdException w:name="List Table 5 Dark Accent 6" w:uiPriority="50"/>
     <w:lsdException w:name="List Table 6 Colorful Accent 6" w:uiPriority="51"/>
     <w:lsdException w:name="List Table 7 Colorful Accent 6" w:uiPriority="52"/>
-    <w:lsdException w:name="Mention" w:semiHidden="1" w:unhideWhenUsed="1"/>
-    <w:lsdException w:name="Smart Hyperlink" w:semiHidden="1" w:unhideWhenUsed="1"/>
-    <w:lsdException w:name="Hashtag" w:semiHidden="1" w:unhideWhenUsed="1"/>
-    <w:lsdException w:name="Unresolved Mention" w:semiHidden="1" w:unhideWhenUsed="1"/>
-    <w:lsdException w:name="Smart Link" w:semiHidden="1" w:unhideWhenUsed="1"/>
   </w:latentStyles>
   <w:style w:type="paragraph" w:default="1" w:styleId="Normal">
     <w:name w:val="Normal"/>
@@ -7025,6 +7382,17 @@
       <w:spacing w:after="160" w:line="259" w:lineRule="auto"/>
     </w:pPr>
   </w:style>
+  <w:style w:type="character" w:styleId="Strong">
+    <w:name w:val="Strong"/>
+    <w:basedOn w:val="DefaultParagraphFont"/>
+    <w:uiPriority w:val="22"/>
+    <w:qFormat/>
+    <w:rsid w:val="00A92406"/>
+    <w:rPr>
+      <w:b/>
+      <w:bCs/>
+    </w:rPr>
+  </w:style>
 </w:styles>
 </file>
 
@@ -7134,4 +7502,16 @@
   <a:objectDefaults/>
   <a:extraClrSchemeLst/>
 </a:theme>
+</file>
+
+<file path=customXml/item1.xml><?xml version="1.0" encoding="utf-8"?>
+<b:Sources xmlns:b="http://schemas.openxmlformats.org/officeDocument/2006/bibliography" xmlns="http://schemas.openxmlformats.org/officeDocument/2006/bibliography" SelectedStyle="\APASixthEditionOfficeOnline.xsl" StyleName="APA" Version="6"/>
+</file>
+
+<file path=customXml/itemProps1.xml><?xml version="1.0" encoding="utf-8"?>
+<ds:datastoreItem xmlns:ds="http://schemas.openxmlformats.org/officeDocument/2006/customXml" ds:itemID="{594ACD30-9544-4D61-9711-15BF2164F79C}">
+  <ds:schemaRefs>
+    <ds:schemaRef ds:uri="http://schemas.openxmlformats.org/officeDocument/2006/bibliography"/>
+  </ds:schemaRefs>
+</ds:datastoreItem>
 </file>